--- a/変数管理.docx
+++ b/変数管理.docx
@@ -36,11 +36,6 @@
       </w:r>
     </w:p>
     <w:p>
-      <w:pPr>
-        <w:rPr>
-          <w:rFonts w:hint="eastAsia"/>
-        </w:rPr>
-      </w:pPr>
       <w:r>
         <w:rPr>
           <w:rFonts w:hint="eastAsia"/>
@@ -78,17 +73,9 @@
     <w:p>
       <w:pPr>
         <w:pStyle w:val="aa"/>
-        <w:rPr>
-          <w:rFonts w:hint="eastAsia"/>
-        </w:rPr>
-      </w:pPr>
-    </w:p>
-    <w:p>
-      <w:pPr>
-        <w:rPr>
-          <w:rFonts w:hint="eastAsia"/>
-        </w:rPr>
-      </w:pPr>
+      </w:pPr>
+    </w:p>
+    <w:p>
       <w:r>
         <w:rPr>
           <w:rFonts w:hint="eastAsia"/>
@@ -101,13 +88,7 @@
         <w:rPr>
           <w:rFonts w:hint="eastAsia"/>
         </w:rPr>
-        <w:t>#</w:t>
-      </w:r>
-      <w:r>
-        <w:rPr>
-          <w:rFonts w:hint="eastAsia"/>
-        </w:rPr>
-        <w:t>board 盤面</w:t>
+        <w:t>#board 盤面</w:t>
       </w:r>
     </w:p>
     <w:p>
@@ -118,13 +99,7 @@
         <w:t>.cell 1マス</w:t>
       </w:r>
     </w:p>
-    <w:p>
-      <w:pPr>
-        <w:rPr>
-          <w:rFonts w:hint="eastAsia"/>
-        </w:rPr>
-      </w:pPr>
-    </w:p>
+    <w:p/>
     <w:p>
       <w:pPr>
         <w:pStyle w:val="aa"/>
@@ -174,14 +149,23 @@
     <w:p>
       <w:pPr>
         <w:pStyle w:val="aa"/>
-      </w:pPr>
-    </w:p>
-    <w:p>
-      <w:pPr>
-        <w:pStyle w:val="aa"/>
-        <w:rPr>
-          <w:rFonts w:hint="eastAsia"/>
-        </w:rPr>
+        <w:rPr>
+          <w:rFonts w:hint="eastAsia"/>
+        </w:rPr>
+      </w:pPr>
+      <w:r>
+        <w:t>BOARD_SIZE</w:t>
+      </w:r>
+      <w:r>
+        <w:rPr>
+          <w:rFonts w:hint="eastAsia"/>
+        </w:rPr>
+        <w:t>=8</w:t>
+      </w:r>
+    </w:p>
+    <w:p>
+      <w:pPr>
+        <w:pStyle w:val="aa"/>
       </w:pPr>
       <w:r>
         <w:t>boardData</w:t>
@@ -202,9 +186,6 @@
     <w:p>
       <w:pPr>
         <w:pStyle w:val="aa"/>
-        <w:rPr>
-          <w:rFonts w:hint="eastAsia"/>
-        </w:rPr>
       </w:pPr>
     </w:p>
     <w:p>
@@ -218,12 +199,19 @@
         <w:rPr>
           <w:rFonts w:hint="eastAsia"/>
         </w:rPr>
-        <w:t xml:space="preserve">　盤面描画</w:t>
-      </w:r>
-    </w:p>
-    <w:p>
-      <w:pPr>
-        <w:pStyle w:val="aa"/>
+        <w:t xml:space="preserve">　</w:t>
+      </w:r>
+      <w:r>
+        <w:rPr>
+          <w:rFonts w:hint="eastAsia"/>
+        </w:rPr>
+        <w:t>盤面描画</w:t>
+      </w:r>
+    </w:p>
+    <w:p>
+      <w:pPr>
+        <w:pStyle w:val="aa"/>
+        <w:ind w:leftChars="100" w:left="210"/>
       </w:pPr>
       <w:r>
         <w:rPr>
@@ -235,6 +223,7 @@
     <w:p>
       <w:pPr>
         <w:pStyle w:val="aa"/>
+        <w:ind w:leftChars="100" w:left="210"/>
       </w:pPr>
       <w:r>
         <w:rPr>
@@ -246,6 +235,7 @@
     <w:p>
       <w:pPr>
         <w:pStyle w:val="aa"/>
+        <w:ind w:leftChars="100" w:left="210"/>
       </w:pPr>
       <w:r>
         <w:rPr>
@@ -257,9 +247,7 @@
     <w:p>
       <w:pPr>
         <w:pStyle w:val="aa"/>
-        <w:rPr>
-          <w:rFonts w:hint="eastAsia"/>
-        </w:rPr>
+        <w:ind w:leftChars="100" w:left="210"/>
       </w:pPr>
       <w:r>
         <w:rPr>
@@ -271,30 +259,214 @@
     <w:p>
       <w:pPr>
         <w:pStyle w:val="aa"/>
-        <w:rPr>
-          <w:rFonts w:hint="eastAsia"/>
-        </w:rPr>
-      </w:pPr>
-    </w:p>
-    <w:p>
-      <w:pPr>
-        <w:pStyle w:val="aa"/>
-        <w:rPr>
-          <w:rFonts w:hint="eastAsia"/>
-        </w:rPr>
-      </w:pPr>
-    </w:p>
-    <w:p>
-      <w:pPr>
-        <w:pStyle w:val="aa"/>
-      </w:pPr>
-    </w:p>
-    <w:p>
-      <w:pPr>
-        <w:pStyle w:val="aa"/>
-        <w:rPr>
-          <w:rFonts w:hint="eastAsia"/>
-        </w:rPr>
+        <w:ind w:leftChars="100" w:left="210"/>
+      </w:pPr>
+      <w:r>
+        <w:t>currentPlayer</w:t>
+      </w:r>
+      <w:r>
+        <w:rPr>
+          <w:rFonts w:hint="eastAsia"/>
+        </w:rPr>
+        <w:t xml:space="preserve">　中身BLACK,WHITE</w:t>
+      </w:r>
+    </w:p>
+    <w:p>
+      <w:pPr>
+        <w:pStyle w:val="aa"/>
+        <w:ind w:leftChars="100" w:left="210"/>
+      </w:pPr>
+    </w:p>
+    <w:p>
+      <w:pPr>
+        <w:pStyle w:val="aa"/>
+        <w:rPr>
+          <w:rFonts w:hint="eastAsia"/>
+        </w:rPr>
+      </w:pPr>
+      <w:r>
+        <w:t>switchPlayer()</w:t>
+      </w:r>
+      <w:r>
+        <w:rPr>
+          <w:rFonts w:hint="eastAsia"/>
+        </w:rPr>
+        <w:t xml:space="preserve">　</w:t>
+      </w:r>
+      <w:r>
+        <w:t>プレイヤーを切り替える</w:t>
+      </w:r>
+    </w:p>
+    <w:p>
+      <w:pPr>
+        <w:pStyle w:val="aa"/>
+      </w:pPr>
+    </w:p>
+    <w:p>
+      <w:pPr>
+        <w:pStyle w:val="aa"/>
+      </w:pPr>
+      <w:r>
+        <w:t>canFlip(row, col)</w:t>
+      </w:r>
+      <w:r>
+        <w:rPr>
+          <w:rFonts w:hint="eastAsia"/>
+        </w:rPr>
+        <w:t xml:space="preserve">　</w:t>
+      </w:r>
+      <w:r>
+        <w:rPr>
+          <w:rFonts w:ascii="Consolas" w:eastAsia="ＭＳ Ｐゴシック" w:hAnsi="Consolas" w:cs="ＭＳ Ｐゴシック"/>
+          <w:color w:val="9A9B99"/>
+          <w:kern w:val="0"/>
+          <w:sz w:val="27"/>
+          <w:szCs w:val="27"/>
+          <w14:ligatures w14:val="none"/>
+        </w:rPr>
+        <w:t xml:space="preserve"> </w:t>
+      </w:r>
+      <w:r>
+        <w:t>//ひっくり返せるかどうか:返り値boolean</w:t>
+      </w:r>
+    </w:p>
+    <w:p>
+      <w:pPr>
+        <w:pStyle w:val="aa"/>
+        <w:rPr>
+          <w:rFonts w:hint="eastAsia"/>
+        </w:rPr>
+      </w:pPr>
+    </w:p>
+    <w:p>
+      <w:pPr>
+        <w:pStyle w:val="aa"/>
+      </w:pPr>
+      <w:r>
+        <w:t>flipPieces(row, col)</w:t>
+      </w:r>
+      <w:r>
+        <w:rPr>
+          <w:rFonts w:hint="eastAsia"/>
+        </w:rPr>
+        <w:t xml:space="preserve">　</w:t>
+      </w:r>
+      <w:r>
+        <w:rPr>
+          <w:rFonts w:hint="eastAsia"/>
+        </w:rPr>
+        <w:t>実際にひっくりかえす処理</w:t>
+      </w:r>
+    </w:p>
+    <w:p>
+      <w:pPr>
+        <w:pStyle w:val="aa"/>
+        <w:ind w:firstLineChars="100" w:firstLine="210"/>
+        <w:rPr>
+          <w:rFonts w:hint="eastAsia"/>
+        </w:rPr>
+      </w:pPr>
+      <w:r>
+        <w:t>canFlipDirection</w:t>
+      </w:r>
+      <w:r>
+        <w:rPr>
+          <w:rFonts w:hint="eastAsia"/>
+        </w:rPr>
+        <w:t xml:space="preserve">　</w:t>
+      </w:r>
+      <w:r>
+        <w:rPr>
+          <w:rFonts w:hint="eastAsia"/>
+        </w:rPr>
+        <w:t>実際にデータとしてひっくり返す</w:t>
+      </w:r>
+    </w:p>
+    <w:p>
+      <w:pPr>
+        <w:pStyle w:val="aa"/>
+        <w:rPr>
+          <w:rFonts w:hint="eastAsia"/>
+        </w:rPr>
+      </w:pPr>
+    </w:p>
+    <w:p>
+      <w:pPr>
+        <w:pStyle w:val="aa"/>
+        <w:rPr>
+          <w:rFonts w:hint="eastAsia"/>
+        </w:rPr>
+      </w:pPr>
+      <w:r>
+        <w:lastRenderedPageBreak/>
+        <w:t>hasValidMove()</w:t>
+      </w:r>
+      <w:r>
+        <w:rPr>
+          <w:rFonts w:hint="eastAsia"/>
+        </w:rPr>
+        <w:t xml:space="preserve">　</w:t>
+      </w:r>
+      <w:r>
+        <w:rPr>
+          <w:rFonts w:hint="eastAsia"/>
+        </w:rPr>
+        <w:t>置ける場所があるかどうか</w:t>
+      </w:r>
+    </w:p>
+    <w:p>
+      <w:pPr>
+        <w:pStyle w:val="aa"/>
+      </w:pPr>
+    </w:p>
+    <w:p>
+      <w:pPr>
+        <w:pStyle w:val="aa"/>
+      </w:pPr>
+      <w:r>
+        <w:t>function countPieces()</w:t>
+      </w:r>
+      <w:r>
+        <w:rPr>
+          <w:rFonts w:hint="eastAsia"/>
+        </w:rPr>
+        <w:t xml:space="preserve">　</w:t>
+      </w:r>
+      <w:r>
+        <w:t>白と黒の駒の数を数える</w:t>
+      </w:r>
+    </w:p>
+    <w:p>
+      <w:pPr>
+        <w:pStyle w:val="aa"/>
+      </w:pPr>
+    </w:p>
+    <w:p>
+      <w:pPr>
+        <w:pStyle w:val="aa"/>
+        <w:rPr>
+          <w:rFonts w:hint="eastAsia"/>
+        </w:rPr>
+      </w:pPr>
+    </w:p>
+    <w:p>
+      <w:pPr>
+        <w:pStyle w:val="aa"/>
+      </w:pPr>
+    </w:p>
+    <w:p>
+      <w:pPr>
+        <w:pStyle w:val="aa"/>
+      </w:pPr>
+    </w:p>
+    <w:p>
+      <w:pPr>
+        <w:pStyle w:val="aa"/>
+      </w:pPr>
+    </w:p>
+    <w:p>
+      <w:pPr>
+        <w:pStyle w:val="aa"/>
       </w:pPr>
     </w:p>
     <w:sectPr>

--- a/変数管理.docx
+++ b/変数管理.docx
@@ -435,6 +435,41 @@
       <w:r>
         <w:t>白と黒の駒の数を数える</w:t>
       </w:r>
+    </w:p>
+    <w:p>
+      <w:pPr>
+        <w:pStyle w:val="aa"/>
+      </w:pPr>
+    </w:p>
+    <w:p>
+      <w:pPr>
+        <w:pStyle w:val="aa"/>
+      </w:pPr>
+      <w:r>
+        <w:t xml:space="preserve">endGame() </w:t>
+      </w:r>
+      <w:r>
+        <w:rPr>
+          <w:rFonts w:hint="eastAsia"/>
+        </w:rPr>
+        <w:t xml:space="preserve">　</w:t>
+      </w:r>
+      <w:r>
+        <w:t>ゲームの勝敗判定</w:t>
+      </w:r>
+    </w:p>
+    <w:p>
+      <w:pPr>
+        <w:pStyle w:val="aa"/>
+      </w:pPr>
+    </w:p>
+    <w:p>
+      <w:pPr>
+        <w:pStyle w:val="aa"/>
+        <w:rPr>
+          <w:rFonts w:hint="eastAsia"/>
+        </w:rPr>
+      </w:pPr>
     </w:p>
     <w:p>
       <w:pPr>
